--- a/dissertation-docx/lampiran/lampE.docx
+++ b/dissertation-docx/lampiran/lampE.docx
@@ -2,7 +2,7 @@
 <file path=word/document.xml><?xml version="1.0" encoding="utf-8"?>
 <w:document xmlns:w="http://schemas.openxmlformats.org/wordprocessingml/2006/main" xmlns:m="http://schemas.openxmlformats.org/officeDocument/2006/math" xmlns:r="http://schemas.openxmlformats.org/officeDocument/2006/relationships" xmlns:o="urn:schemas-microsoft-com:office:office" xmlns:v="urn:schemas-microsoft-com:vml" xmlns:w10="urn:schemas-microsoft-com:office:word" xmlns:a="http://schemas.openxmlformats.org/drawingml/2006/main" xmlns:pic="http://schemas.openxmlformats.org/drawingml/2006/picture" xmlns:wp="http://schemas.openxmlformats.org/drawingml/2006/wordprocessingDrawing">
   <w:body>
-    <w:bookmarkStart w:id="46" w:name="lamp:svm_lr"/>
+    <w:bookmarkStart w:id="52" w:name="lamp:svm_lr"/>
     <w:p>
       <w:pPr>
         <w:pStyle w:val="Lampiran"/>
@@ -241,7 +241,7 @@
       <w:r>
         <w:t xml:space="preserve">Tabel </w:t>
       </w:r>
-      <w:bookmarkStart w:id="47" w:name="tab_lampE_grid_svm"/>
+      <w:bookmarkStart w:id="53" w:name="tab_lampE_grid_svm"/>
       <w:r>
         <w:t xml:space="preserve">E.</w:t>
       </w:r>
@@ -250,7 +250,7 @@
           <w:t xml:space="preserve">1</w:t>
         </w:r>
       </w:fldSimple>
-      <w:bookmarkEnd w:id="47"/>
+      <w:bookmarkEnd w:id="53"/>
       <w:r>
         <w:t xml:space="preserve"> </w:t>
       </w:r>
@@ -279,6 +279,11 @@
       <w:r>
         <w:t xml:space="preserve">konfigurasi terbaik pada dataset CWRU 10 kelas.</w:t>
       </w:r>
+    </w:p>
+    <w:p>
+      <w:pPr>
+        <w:pStyle w:val="Paragraf"/>
+      </w:pPr>
     </w:p>
     <w:tbl>
       <w:tblPr>
@@ -287,6 +292,14 @@
         <w:tblLook w:firstRow="1" w:lastRow="0" w:firstColumn="0" w:lastColumn="0" w:noHBand="0" w:noVBand="0" w:val="0020"/>
         <w:tblCaption w:val="Ruang hyperparameter GridSearchCV untuk SVM-RBF dan konfigurasi terbaik pada dataset CWRU 10 kelas."/>
         <w:tblLayout w:type="fixed"/>
+        <w:tblBorders>
+          <w:top w:val="single" w:sz="4" w:space="0" w:color="auto"/>
+          <w:left w:val="single" w:sz="4" w:space="0" w:color="auto"/>
+          <w:bottom w:val="single" w:sz="4" w:space="0" w:color="auto"/>
+          <w:right w:val="single" w:sz="4" w:space="0" w:color="auto"/>
+          <w:insideH w:val="single" w:sz="4" w:space="0" w:color="auto"/>
+          <w:insideV w:val="single" w:sz="4" w:space="0" w:color="auto"/>
+        </w:tblBorders>
       </w:tblPr>
       <w:tblGrid>
         <w:gridCol w:w="1983"/>
@@ -759,7 +772,7 @@
       <w:r>
         <w:t xml:space="preserve">Tabel </w:t>
       </w:r>
-      <w:bookmarkStart w:id="48" w:name="tab_lampE_grid_lr"/>
+      <w:bookmarkStart w:id="54" w:name="tab_lampE_grid_lr"/>
       <w:r>
         <w:t xml:space="preserve">E.</w:t>
       </w:r>
@@ -768,7 +781,7 @@
           <w:t xml:space="preserve">2</w:t>
         </w:r>
       </w:fldSimple>
-      <w:bookmarkEnd w:id="48"/>
+      <w:bookmarkEnd w:id="54"/>
       <w:r>
         <w:t xml:space="preserve"> </w:t>
       </w:r>
@@ -807,6 +820,11 @@
       <w:r>
         <w:t xml:space="preserve">) dan konfigurasi terbaik.</w:t>
       </w:r>
+    </w:p>
+    <w:p>
+      <w:pPr>
+        <w:pStyle w:val="Paragraf"/>
+      </w:pPr>
     </w:p>
     <w:tbl>
       <w:tblPr>
@@ -815,6 +833,14 @@
         <w:tblLook w:firstRow="1" w:lastRow="0" w:firstColumn="0" w:lastColumn="0" w:noHBand="0" w:noVBand="0" w:val="0020"/>
         <w:tblCaption w:val="Ruang hyperparameter GridSearchCV untuk Logistic Regression (one-vs-rest) dan konfigurasi terbaik."/>
         <w:tblLayout w:type="fixed"/>
+        <w:tblBorders>
+          <w:top w:val="single" w:sz="4" w:space="0" w:color="auto"/>
+          <w:left w:val="single" w:sz="4" w:space="0" w:color="auto"/>
+          <w:bottom w:val="single" w:sz="4" w:space="0" w:color="auto"/>
+          <w:right w:val="single" w:sz="4" w:space="0" w:color="auto"/>
+          <w:insideH w:val="single" w:sz="4" w:space="0" w:color="auto"/>
+          <w:insideV w:val="single" w:sz="4" w:space="0" w:color="auto"/>
+        </w:tblBorders>
       </w:tblPr>
       <w:tblGrid>
         <w:gridCol w:w="1983"/>
@@ -1367,7 +1393,7 @@
       <w:r>
         <w:t xml:space="preserve">Tabel </w:t>
       </w:r>
-      <w:bookmarkStart w:id="49" w:name="tab_lampE_f1_svm"/>
+      <w:bookmarkStart w:id="55" w:name="tab_lampE_f1_svm"/>
       <w:r>
         <w:t xml:space="preserve">E.</w:t>
       </w:r>
@@ -1376,7 +1402,7 @@
           <w:t xml:space="preserve">3</w:t>
         </w:r>
       </w:fldSimple>
-      <w:bookmarkEnd w:id="49"/>
+      <w:bookmarkEnd w:id="55"/>
       <w:r>
         <w:t xml:space="preserve"> </w:t>
       </w:r>
@@ -1417,6 +1443,11 @@
       <w:r>
         <w:t xml:space="preserve">.</w:t>
       </w:r>
+    </w:p>
+    <w:p>
+      <w:pPr>
+        <w:pStyle w:val="Paragraf"/>
+      </w:pPr>
     </w:p>
     <w:tbl>
       <w:tblPr>
@@ -1425,6 +1456,14 @@
         <w:tblLook w:firstRow="1" w:lastRow="0" w:firstColumn="0" w:lastColumn="0" w:noHBand="0" w:noVBand="0" w:val="0020"/>
         <w:tblCaption w:val="Presisi, recall, dan F1-score per kelas untuk SVM-RBF pada set uji CWRU (750 sampel). Akurasi keseluruhan 96,4%. Sumber: (Suharto dkk., 2024)."/>
         <w:tblLayout w:type="fixed"/>
+        <w:tblBorders>
+          <w:top w:val="single" w:sz="4" w:space="0" w:color="auto"/>
+          <w:left w:val="single" w:sz="4" w:space="0" w:color="auto"/>
+          <w:bottom w:val="single" w:sz="4" w:space="0" w:color="auto"/>
+          <w:right w:val="single" w:sz="4" w:space="0" w:color="auto"/>
+          <w:insideH w:val="single" w:sz="4" w:space="0" w:color="auto"/>
+          <w:insideV w:val="single" w:sz="4" w:space="0" w:color="auto"/>
+        </w:tblBorders>
       </w:tblPr>
       <w:tblGrid>
         <w:gridCol w:w="1586"/>
@@ -2409,7 +2448,7 @@
       <w:r>
         <w:t xml:space="preserve">Tabel </w:t>
       </w:r>
-      <w:bookmarkStart w:id="50" w:name="tab_lampE_f1_lr"/>
+      <w:bookmarkStart w:id="56" w:name="tab_lampE_f1_lr"/>
       <w:r>
         <w:t xml:space="preserve">E.</w:t>
       </w:r>
@@ -2418,7 +2457,7 @@
           <w:t xml:space="preserve">4</w:t>
         </w:r>
       </w:fldSimple>
-      <w:bookmarkEnd w:id="50"/>
+      <w:bookmarkEnd w:id="56"/>
       <w:r>
         <w:t xml:space="preserve"> </w:t>
       </w:r>
@@ -2465,6 +2504,11 @@
       <w:r>
         <w:t xml:space="preserve">.</w:t>
       </w:r>
+    </w:p>
+    <w:p>
+      <w:pPr>
+        <w:pStyle w:val="Paragraf"/>
+      </w:pPr>
     </w:p>
     <w:tbl>
       <w:tblPr>
@@ -2473,6 +2517,14 @@
         <w:tblLook w:firstRow="1" w:lastRow="0" w:firstColumn="0" w:lastColumn="0" w:noHBand="0" w:noVBand="0" w:val="0020"/>
         <w:tblCaption w:val="Presisi, recall, dan F1-score per kelas untuk Logistic Regression pada set uji CWRU (750 sampel). Akurasi keseluruhan 94,3%. Sumber: (Suharto dkk., 2024)."/>
         <w:tblLayout w:type="fixed"/>
+        <w:tblBorders>
+          <w:top w:val="single" w:sz="4" w:space="0" w:color="auto"/>
+          <w:left w:val="single" w:sz="4" w:space="0" w:color="auto"/>
+          <w:bottom w:val="single" w:sz="4" w:space="0" w:color="auto"/>
+          <w:right w:val="single" w:sz="4" w:space="0" w:color="auto"/>
+          <w:insideH w:val="single" w:sz="4" w:space="0" w:color="auto"/>
+          <w:insideV w:val="single" w:sz="4" w:space="0" w:color="auto"/>
+        </w:tblBorders>
       </w:tblPr>
       <w:tblGrid>
         <w:gridCol w:w="1586"/>
@@ -3528,7 +3580,7 @@
       </w:pPr>
     </w:p>
     <w:bookmarkEnd w:id="40"/>
-    <w:bookmarkStart w:id="43" w:name="lamp:svmlr_cm"/>
+    <w:bookmarkStart w:id="49" w:name="lamp:svmlr_cm"/>
     <w:p>
       <w:pPr>
         <w:pStyle w:val="Lampiransub1"/>
@@ -3601,183 +3653,62 @@
         <w:pStyle w:val="Paragraf"/>
       </w:pPr>
     </w:p>
-    <w:bookmarkStart w:id="41" w:name="fig:lampE_cm_svm"/>
-    <w:tbl>
-      <w:tblPr>
-        <w:tblStyle w:val="FigureTable"/>
-        <w:tblW w:type="dxa" w:w="7933"/>
-        <w:jc w:val="center"/>
-        <w:tblLook w:firstRow="0" w:lastRow="0" w:firstColumn="0" w:lastColumn="0"/>
-        <w:tblLayout w:type="fixed"/>
-      </w:tblPr>
-      <w:tblGrid>
-        <w:gridCol w:w="7933"/>
-      </w:tblGrid>
-      <w:tr>
-        <w:tc>
-          <w:tcPr>
-            <w:tcW w:w="7933" w:type="dxa"/>
-          </w:tcPr>
-          <w:p>
-            <w:pPr>
-              <w:pStyle w:val="Paragraf"/>
-              <w:jc w:val="center"/>
-            </w:pPr>
-            <w:r>
-              <w:rPr>
-                <w:i/>
-                <w:iCs/>
-              </w:rPr>
-              <w:t xml:space="preserve">[Gambar E.1 — Matriks konfusi SVM-RBF, 10 × 10,</w:t>
-            </w:r>
-            <w:r>
-              <w:rPr>
-                <w:i/>
-                <w:iCs/>
-              </w:rPr>
-              <w:t xml:space="preserve"> </w:t>
-            </w:r>
-            <w:r>
-              <w:rPr>
-                <w:i/>
-                <w:iCs/>
-              </w:rPr>
-              <w:t xml:space="preserve">set uji 750 sampel. Diagonal utama mendominasi; kesalahan</w:t>
-            </w:r>
-            <w:r>
-              <w:rPr>
-                <w:i/>
-                <w:iCs/>
-              </w:rPr>
-              <w:t xml:space="preserve"> </w:t>
-            </w:r>
-            <w:r>
-              <w:rPr>
-                <w:i/>
-                <w:iCs/>
-              </w:rPr>
-              <w:t xml:space="preserve">terbesar pada pasang Ball_007</w:t>
-            </w:r>
-            <w:r>
-              <w:rPr>
-                <w:i/>
-                <w:iCs/>
-              </w:rPr>
-              <w:t xml:space="preserve"> </w:t>
-            </w:r>
-            <m:oMath>
-              <m:r>
-                <m:rPr>
-                  <m:sty m:val="p"/>
-                </m:rPr>
-                <m:t>↔</m:t>
-              </m:r>
-            </m:oMath>
-            <w:r>
-              <w:rPr>
-                <w:i/>
-                <w:iCs/>
-              </w:rPr>
-              <w:t xml:space="preserve"> </w:t>
-            </w:r>
-            <w:r>
-              <w:rPr>
-                <w:i/>
-                <w:iCs/>
-              </w:rPr>
-              <w:t xml:space="preserve">Normal</w:t>
-            </w:r>
-            <w:r>
-              <w:rPr>
-                <w:i/>
-                <w:iCs/>
-              </w:rPr>
-              <w:t xml:space="preserve"> </w:t>
-            </w:r>
-            <w:r>
-              <w:rPr>
-                <w:i/>
-                <w:iCs/>
-              </w:rPr>
-              <w:t xml:space="preserve">(2–3 sampel) dan Ball_007</w:t>
-            </w:r>
-            <w:r>
-              <w:rPr>
-                <w:i/>
-                <w:iCs/>
-              </w:rPr>
-              <w:t xml:space="preserve"> </w:t>
-            </w:r>
-            <m:oMath>
-              <m:r>
-                <m:rPr>
-                  <m:sty m:val="p"/>
-                </m:rPr>
-                <m:t>↔</m:t>
-              </m:r>
-            </m:oMath>
-            <w:r>
-              <w:rPr>
-                <w:i/>
-                <w:iCs/>
-              </w:rPr>
-              <w:t xml:space="preserve"> </w:t>
-            </w:r>
-            <w:r>
-              <w:rPr>
-                <w:i/>
-                <w:iCs/>
-              </w:rPr>
-              <w:t xml:space="preserve">Ball_014</w:t>
-            </w:r>
-            <w:r>
-              <w:rPr>
-                <w:i/>
-                <w:iCs/>
-              </w:rPr>
-              <w:t xml:space="preserve"> </w:t>
-            </w:r>
-            <w:r>
-              <w:rPr>
-                <w:i/>
-                <w:iCs/>
-              </w:rPr>
-              <w:t xml:space="preserve">(2 sampel). Dihasilkan dari</w:t>
-            </w:r>
-            <w:r>
-              <w:rPr>
-                <w:i/>
-                <w:iCs/>
-              </w:rPr>
-              <w:t xml:space="preserve"> </w:t>
-            </w:r>
-            <w:r>
-              <w:rPr>
-                <w:rStyle w:val="VerbatimChar"/>
-                <w:i/>
-                <w:iCs/>
-              </w:rPr>
-              <w:t xml:space="preserve">Conference1_Classification_SVM_LR.ipynb</w:t>
-            </w:r>
-            <w:r>
-              <w:rPr>
-                <w:i/>
-                <w:iCs/>
-              </w:rPr>
-              <w:t xml:space="preserve">.]</w:t>
-            </w:r>
-          </w:p>
-        </w:tc>
-      </w:tr>
-    </w:tbl>
+    <w:bookmarkStart w:id="44" w:name="fig:lampE_cm_svm"/>
     <w:p>
       <w:pPr>
+        <w:pStyle w:val="Gambar"/>
+      </w:pPr>
+      <w:r>
+        <w:drawing>
+          <wp:inline>
+            <wp:extent cx="4533709" cy="3400281"/>
+            <wp:effectExtent b="0" l="0" r="0" t="0"/>
+            <wp:docPr descr="" title="" id="42" name="Picture"/>
+            <a:graphic>
+              <a:graphicData uri="http://schemas.openxmlformats.org/drawingml/2006/picture">
+                <pic:pic>
+                  <pic:nvPicPr>
+                    <pic:cNvPr descr="assets/figures/lampE/lampE_cm_svm.png" id="43" name="Picture"/>
+                    <pic:cNvPicPr>
+                      <a:picLocks noChangeArrowheads="1" noChangeAspect="1"/>
+                    </pic:cNvPicPr>
+                  </pic:nvPicPr>
+                  <pic:blipFill>
+                    <a:blip r:embed="rId41"/>
+                    <a:stretch>
+                      <a:fillRect/>
+                    </a:stretch>
+                  </pic:blipFill>
+                  <pic:spPr bwMode="auto">
+                    <a:xfrm>
+                      <a:off x="0" y="0"/>
+                      <a:ext cx="4533709" cy="3400281"/>
+                    </a:xfrm>
+                    <a:prstGeom prst="rect">
+                      <a:avLst/>
+                    </a:prstGeom>
+                    <a:noFill/>
+                    <a:ln w="9525">
+                      <a:noFill/>
+                      <a:headEnd/>
+                      <a:tailEnd/>
+                    </a:ln>
+                  </pic:spPr>
+                </pic:pic>
+              </a:graphicData>
+            </a:graphic>
+          </wp:inline>
+        </w:drawing>
+      </w:r>
+    </w:p>
+    <w:p>
+      <w:pPr>
         <w:pStyle w:val="JudulGambar"/>
       </w:pPr>
       <w:r>
         <w:t xml:space="preserve">Gambar </w:t>
       </w:r>
-      <w:bookmarkStart w:id="51" w:name="fig_lampE_cm_svm"/>
+      <w:bookmarkStart w:id="57" w:name="fig_lampE_cm_svm"/>
       <w:r>
         <w:t xml:space="preserve">E.</w:t>
       </w:r>
@@ -3786,7 +3717,7 @@
           <w:t xml:space="preserve">1</w:t>
         </w:r>
       </w:fldSimple>
-      <w:bookmarkEnd w:id="51"/>
+      <w:bookmarkEnd w:id="57"/>
       <w:r>
         <w:t xml:space="preserve"> </w:t>
       </w:r>
@@ -3811,142 +3742,63 @@
         <w:pStyle w:val="Paragraf"/>
       </w:pPr>
     </w:p>
-    <w:bookmarkEnd w:id="41"/>
-    <w:bookmarkStart w:id="42" w:name="fig:lampE_cm_lr"/>
-    <w:tbl>
-      <w:tblPr>
-        <w:tblStyle w:val="FigureTable"/>
-        <w:tblW w:type="dxa" w:w="7933"/>
-        <w:jc w:val="center"/>
-        <w:tblLook w:firstRow="0" w:lastRow="0" w:firstColumn="0" w:lastColumn="0"/>
-        <w:tblLayout w:type="fixed"/>
-      </w:tblPr>
-      <w:tblGrid>
-        <w:gridCol w:w="7933"/>
-      </w:tblGrid>
-      <w:tr>
-        <w:tc>
-          <w:tcPr>
-            <w:tcW w:w="7933" w:type="dxa"/>
-          </w:tcPr>
-          <w:p>
-            <w:pPr>
-              <w:pStyle w:val="Paragraf"/>
-              <w:jc w:val="center"/>
-            </w:pPr>
-            <w:r>
-              <w:rPr>
-                <w:i/>
-                <w:iCs/>
-              </w:rPr>
-              <w:t xml:space="preserve">[Gambar E.2 — Matriks konfusi Logistic Regression,</w:t>
-            </w:r>
-            <w:r>
-              <w:rPr>
-                <w:i/>
-                <w:iCs/>
-              </w:rPr>
-              <w:t xml:space="preserve"> </w:t>
-            </w:r>
-            <w:r>
-              <w:rPr>
-                <w:i/>
-                <w:iCs/>
-              </w:rPr>
-              <w:t xml:space="preserve">10 × 10, set uji 750 sampel. Pola kesalahan serupa</w:t>
-            </w:r>
-            <w:r>
-              <w:rPr>
-                <w:i/>
-                <w:iCs/>
-              </w:rPr>
-              <w:t xml:space="preserve"> </w:t>
-            </w:r>
-            <w:r>
-              <w:rPr>
-                <w:i/>
-                <w:iCs/>
-              </w:rPr>
-              <w:t xml:space="preserve">dengan SVM, namun dengan jumlah</w:t>
-            </w:r>
-            <w:r>
-              <w:rPr>
-                <w:i/>
-                <w:iCs/>
-              </w:rPr>
-              <w:t xml:space="preserve"> </w:t>
-            </w:r>
-            <w:r>
-              <w:rPr>
-                <w:i/>
-                <w:i/>
-                <w:iCs/>
-                <w:iCs/>
-              </w:rPr>
-              <w:t xml:space="preserve">off-diagonal</w:t>
-            </w:r>
-            <w:r>
-              <w:rPr>
-                <w:i/>
-                <w:iCs/>
-              </w:rPr>
-              <w:t xml:space="preserve"> </w:t>
-            </w:r>
-            <w:r>
-              <w:rPr>
-                <w:i/>
-                <w:iCs/>
-              </w:rPr>
-              <w:t xml:space="preserve">lebih</w:t>
-            </w:r>
-            <w:r>
-              <w:rPr>
-                <w:i/>
-                <w:iCs/>
-              </w:rPr>
-              <w:t xml:space="preserve"> </w:t>
-            </w:r>
-            <w:r>
-              <w:rPr>
-                <w:i/>
-                <w:iCs/>
-              </w:rPr>
-              <w:t xml:space="preserve">banyak pada kelas Ball dan OR keparahan rendah. Dihasilkan dari</w:t>
-            </w:r>
-            <w:r>
-              <w:rPr>
-                <w:i/>
-                <w:iCs/>
-              </w:rPr>
-              <w:t xml:space="preserve"> </w:t>
-            </w:r>
-            <w:r>
-              <w:rPr>
-                <w:rStyle w:val="VerbatimChar"/>
-                <w:i/>
-                <w:iCs/>
-              </w:rPr>
-              <w:t xml:space="preserve">Conference1_Classification_SVM_LR.ipynb</w:t>
-            </w:r>
-            <w:r>
-              <w:rPr>
-                <w:i/>
-                <w:iCs/>
-              </w:rPr>
-              <w:t xml:space="preserve">.]</w:t>
-            </w:r>
-          </w:p>
-        </w:tc>
-      </w:tr>
-    </w:tbl>
+    <w:bookmarkEnd w:id="44"/>
+    <w:bookmarkStart w:id="48" w:name="fig:lampE_cm_lr"/>
     <w:p>
       <w:pPr>
+        <w:pStyle w:val="Gambar"/>
+      </w:pPr>
+      <w:r>
+        <w:drawing>
+          <wp:inline>
+            <wp:extent cx="4533709" cy="3400281"/>
+            <wp:effectExtent b="0" l="0" r="0" t="0"/>
+            <wp:docPr descr="" title="" id="46" name="Picture"/>
+            <a:graphic>
+              <a:graphicData uri="http://schemas.openxmlformats.org/drawingml/2006/picture">
+                <pic:pic>
+                  <pic:nvPicPr>
+                    <pic:cNvPr descr="assets/figures/lampE/lampE_cm_lr.png" id="47" name="Picture"/>
+                    <pic:cNvPicPr>
+                      <a:picLocks noChangeArrowheads="1" noChangeAspect="1"/>
+                    </pic:cNvPicPr>
+                  </pic:nvPicPr>
+                  <pic:blipFill>
+                    <a:blip r:embed="rId45"/>
+                    <a:stretch>
+                      <a:fillRect/>
+                    </a:stretch>
+                  </pic:blipFill>
+                  <pic:spPr bwMode="auto">
+                    <a:xfrm>
+                      <a:off x="0" y="0"/>
+                      <a:ext cx="4533709" cy="3400281"/>
+                    </a:xfrm>
+                    <a:prstGeom prst="rect">
+                      <a:avLst/>
+                    </a:prstGeom>
+                    <a:noFill/>
+                    <a:ln w="9525">
+                      <a:noFill/>
+                      <a:headEnd/>
+                      <a:tailEnd/>
+                    </a:ln>
+                  </pic:spPr>
+                </pic:pic>
+              </a:graphicData>
+            </a:graphic>
+          </wp:inline>
+        </w:drawing>
+      </w:r>
+    </w:p>
+    <w:p>
+      <w:pPr>
         <w:pStyle w:val="JudulGambar"/>
       </w:pPr>
       <w:r>
         <w:t xml:space="preserve">Gambar </w:t>
       </w:r>
-      <w:bookmarkStart w:id="52" w:name="fig_lampE_cm_lr"/>
+      <w:bookmarkStart w:id="58" w:name="fig_lampE_cm_lr"/>
       <w:r>
         <w:t xml:space="preserve">E.</w:t>
       </w:r>
@@ -3955,7 +3807,7 @@
           <w:t xml:space="preserve">2</w:t>
         </w:r>
       </w:fldSimple>
-      <w:bookmarkEnd w:id="52"/>
+      <w:bookmarkEnd w:id="58"/>
       <w:r>
         <w:t xml:space="preserve"> </w:t>
       </w:r>
@@ -3966,7 +3818,7 @@
         <w:t xml:space="preserve"> </w:t>
       </w:r>
       <w:r>
-        <w:t xml:space="preserve">kelas. Akurasi 94,3%; kebocoran LR lebih menyebar</w:t>
+        <w:t xml:space="preserve">kelas. Akurasi 94,4%; kebocoran LR lebih menyebar</w:t>
       </w:r>
       <w:r>
         <w:t xml:space="preserve"> </w:t>
@@ -3980,9 +3832,9 @@
         <w:pStyle w:val="Paragraf"/>
       </w:pPr>
     </w:p>
-    <w:bookmarkEnd w:id="42"/>
-    <w:bookmarkEnd w:id="43"/>
-    <w:bookmarkStart w:id="44" w:name="lamp:svmlr_shap"/>
+    <w:bookmarkEnd w:id="48"/>
+    <w:bookmarkEnd w:id="49"/>
+    <w:bookmarkStart w:id="50" w:name="lamp:svmlr_shap"/>
     <w:p>
       <w:pPr>
         <w:pStyle w:val="Lampiransub1"/>
@@ -4194,8 +4046,8 @@
         <w:pStyle w:val="Paragraf"/>
       </w:pPr>
     </w:p>
-    <w:bookmarkEnd w:id="44"/>
-    <w:bookmarkStart w:id="45" w:name="lamp:svmlr_reproduksi"/>
+    <w:bookmarkEnd w:id="50"/>
+    <w:bookmarkStart w:id="51" w:name="lamp:svmlr_reproduksi"/>
     <w:p>
       <w:pPr>
         <w:pStyle w:val="Lampiransub1"/>
@@ -4452,8 +4304,8 @@
         <w:t xml:space="preserve">mempercepat perhitungan dengan akurasi SHAP yang sedikit berkurang.</w:t>
       </w:r>
     </w:p>
-    <w:bookmarkEnd w:id="45"/>
-    <w:bookmarkEnd w:id="46"/>
+    <w:bookmarkEnd w:id="51"/>
+    <w:bookmarkEnd w:id="52"/>
     <w:sectPr>
       <w:footerReference r:id="rId9" w:type="default"/>
       <w:footerReference r:id="rId10" w:type="first"/>
